--- a/Documentación/SICMA_Mockups_v1.2.docx
+++ b/Documentación/SICMA_Mockups_v1.2.docx
@@ -296,40 +296,22 @@
           <w:sz w:val="22"/>
           <w:szCs w:val="22"/>
         </w:rPr>
-        <w:t xml:space="preserve">Versión: </w:t>
-      </w:r>
+        <w:t>Versión: 1.2 · revisión de alineación</w:t>
+      </w:r>
+    </w:p>
+    <w:p>
+      <w:pPr>
+        <w:spacing w:before="0" w:after="20" w:line="276" w:lineRule="auto"/>
+      </w:pPr>
       <w:r>
         <w:rPr>
           <w:rFonts w:ascii="Calibri" w:hAnsi="Calibri" w:cs="Calibri"/>
+          <w:b/>
           <w:color w:val="202020"/>
           <w:sz w:val="22"/>
           <w:szCs w:val="22"/>
         </w:rPr>
-        <w:t xml:space="preserve">1.2</w:t>
-      </w:r>
-    </w:p>
-    <w:p>
-      <w:pPr>
-        <w:spacing w:before="0" w:after="20" w:line="276" w:lineRule="auto"/>
-      </w:pPr>
-      <w:r>
-        <w:rPr>
-          <w:rFonts w:ascii="Calibri" w:hAnsi="Calibri" w:cs="Calibri"/>
-          <w:b/>
-          <w:color w:val="202020"/>
-          <w:sz w:val="22"/>
-          <w:szCs w:val="22"/>
-        </w:rPr>
-        <w:t xml:space="preserve">Fecha de entrega: </w:t>
-      </w:r>
-      <w:r>
-        <w:rPr>
-          <w:rFonts w:ascii="Calibri" w:hAnsi="Calibri" w:cs="Calibri"/>
-          <w:color w:val="202020"/>
-          <w:sz w:val="22"/>
-          <w:szCs w:val="22"/>
-        </w:rPr>
-        <w:t xml:space="preserve">septiembre de 2026</w:t>
+        <w:t>Actualización: 5 de octubre de 2026</w:t>
       </w:r>
     </w:p>
     <w:p>
@@ -375,11 +357,337 @@
       </w:r>
     </w:p>
     <w:p>
+      <w:pPr>
+        <w:keepNext w:val="0"/>
+        <w:pageBreakBefore w:val="0"/>
+        <w:tabs>
+          <w:tab w:pos="8928" w:val="right" w:leader="dot"/>
+        </w:tabs>
+        <w:spacing w:after="100"/>
+      </w:pPr>
       <w:r>
         <w:fldChar w:fldCharType="begin"/>
-        <w:instrText xml:space="preserve"> TOC \o "1-3" \h \z \u </w:instrText>
+      </w:r>
+      <w:r>
+        <w:instrText> TOC \o "1-1" \h \z \u </w:instrText>
+      </w:r>
+      <w:r>
         <w:fldChar w:fldCharType="separate"/>
-        <w:t>Actualiza este campo en Word para generar el índice.</w:t>
+      </w:r>
+      <w:r>
+        <w:rPr>
+          <w:b w:val="0"/>
+          <w:sz w:val="20"/>
+        </w:rPr>
+        <w:t>Registro de alineación con el Kanban</w:t>
+        <w:tab/>
+        <w:t>3</w:t>
+      </w:r>
+    </w:p>
+    <w:p>
+      <w:pPr>
+        <w:keepNext w:val="0"/>
+        <w:pageBreakBefore w:val="0"/>
+        <w:tabs>
+          <w:tab w:pos="8928" w:val="right" w:leader="dot"/>
+        </w:tabs>
+        <w:spacing w:after="100"/>
+      </w:pPr>
+      <w:r>
+        <w:rPr>
+          <w:b w:val="0"/>
+          <w:sz w:val="20"/>
+        </w:rPr>
+        <w:t>1. Alcance y criterios de interfaz</w:t>
+        <w:tab/>
+        <w:t>3</w:t>
+      </w:r>
+    </w:p>
+    <w:p>
+      <w:pPr>
+        <w:keepNext w:val="0"/>
+        <w:pageBreakBefore w:val="0"/>
+        <w:tabs>
+          <w:tab w:pos="8928" w:val="right" w:leader="dot"/>
+        </w:tabs>
+        <w:spacing w:after="100"/>
+      </w:pPr>
+      <w:r>
+        <w:rPr>
+          <w:b w:val="0"/>
+          <w:sz w:val="20"/>
+        </w:rPr>
+        <w:t>MW-01 · Inicio de sesión</w:t>
+        <w:tab/>
+        <w:t>4</w:t>
+      </w:r>
+    </w:p>
+    <w:p>
+      <w:pPr>
+        <w:keepNext w:val="0"/>
+        <w:pageBreakBefore w:val="0"/>
+        <w:tabs>
+          <w:tab w:pos="8928" w:val="right" w:leader="dot"/>
+        </w:tabs>
+        <w:spacing w:after="100"/>
+      </w:pPr>
+      <w:r>
+        <w:rPr>
+          <w:b w:val="0"/>
+          <w:sz w:val="20"/>
+        </w:rPr>
+        <w:t>MW-02 · Navegación inicial</w:t>
+        <w:tab/>
+        <w:t>5</w:t>
+      </w:r>
+    </w:p>
+    <w:p>
+      <w:pPr>
+        <w:keepNext w:val="0"/>
+        <w:pageBreakBefore w:val="0"/>
+        <w:tabs>
+          <w:tab w:pos="8928" w:val="right" w:leader="dot"/>
+        </w:tabs>
+        <w:spacing w:after="100"/>
+      </w:pPr>
+      <w:r>
+        <w:rPr>
+          <w:b w:val="0"/>
+          <w:sz w:val="20"/>
+        </w:rPr>
+        <w:t>MW-03 · Listado de activos</w:t>
+        <w:tab/>
+        <w:t>6</w:t>
+      </w:r>
+    </w:p>
+    <w:p>
+      <w:pPr>
+        <w:keepNext w:val="0"/>
+        <w:pageBreakBefore w:val="0"/>
+        <w:tabs>
+          <w:tab w:pos="8928" w:val="right" w:leader="dot"/>
+        </w:tabs>
+        <w:spacing w:after="100"/>
+      </w:pPr>
+      <w:r>
+        <w:rPr>
+          <w:b w:val="0"/>
+          <w:sz w:val="20"/>
+        </w:rPr>
+        <w:t>MW-04 · Alta y edición de activo</w:t>
+        <w:tab/>
+        <w:t>7</w:t>
+      </w:r>
+    </w:p>
+    <w:p>
+      <w:pPr>
+        <w:keepNext w:val="0"/>
+        <w:pageBreakBefore w:val="0"/>
+        <w:tabs>
+          <w:tab w:pos="8928" w:val="right" w:leader="dot"/>
+        </w:tabs>
+        <w:spacing w:after="100"/>
+      </w:pPr>
+      <w:r>
+        <w:rPr>
+          <w:b w:val="0"/>
+          <w:sz w:val="20"/>
+        </w:rPr>
+        <w:t>MW-05 · Ficha e historial</w:t>
+        <w:tab/>
+        <w:t>8</w:t>
+      </w:r>
+    </w:p>
+    <w:p>
+      <w:pPr>
+        <w:keepNext w:val="0"/>
+        <w:pageBreakBefore w:val="0"/>
+        <w:tabs>
+          <w:tab w:pos="8928" w:val="right" w:leader="dot"/>
+        </w:tabs>
+        <w:spacing w:after="100"/>
+      </w:pPr>
+      <w:r>
+        <w:rPr>
+          <w:b w:val="0"/>
+          <w:sz w:val="20"/>
+        </w:rPr>
+        <w:t>MW-06 · Ambiente e historial</w:t>
+        <w:tab/>
+        <w:t>9</w:t>
+      </w:r>
+    </w:p>
+    <w:p>
+      <w:pPr>
+        <w:keepNext w:val="0"/>
+        <w:pageBreakBefore w:val="0"/>
+        <w:tabs>
+          <w:tab w:pos="8928" w:val="right" w:leader="dot"/>
+        </w:tabs>
+        <w:spacing w:after="100"/>
+      </w:pPr>
+      <w:r>
+        <w:rPr>
+          <w:b w:val="0"/>
+          <w:sz w:val="20"/>
+        </w:rPr>
+        <w:t>MW-07 · Consulta de alerta</w:t>
+        <w:tab/>
+        <w:t>10</w:t>
+      </w:r>
+    </w:p>
+    <w:p>
+      <w:pPr>
+        <w:keepNext w:val="0"/>
+        <w:pageBreakBefore w:val="0"/>
+        <w:tabs>
+          <w:tab w:pos="8928" w:val="right" w:leader="dot"/>
+        </w:tabs>
+        <w:spacing w:after="100"/>
+      </w:pPr>
+      <w:r>
+        <w:rPr>
+          <w:b w:val="0"/>
+          <w:sz w:val="20"/>
+        </w:rPr>
+        <w:t>MW-08 · Eventos de acceso HID</w:t>
+        <w:tab/>
+        <w:t>11</w:t>
+      </w:r>
+    </w:p>
+    <w:p>
+      <w:pPr>
+        <w:keepNext w:val="0"/>
+        <w:pageBreakBefore w:val="0"/>
+        <w:tabs>
+          <w:tab w:pos="8928" w:val="right" w:leader="dot"/>
+        </w:tabs>
+        <w:spacing w:after="100"/>
+      </w:pPr>
+      <w:r>
+        <w:rPr>
+          <w:b w:val="0"/>
+          <w:sz w:val="20"/>
+        </w:rPr>
+        <w:t>MW-09 · Listado y planificación de intervenciones</w:t>
+        <w:tab/>
+        <w:t>12</w:t>
+      </w:r>
+    </w:p>
+    <w:p>
+      <w:pPr>
+        <w:keepNext w:val="0"/>
+        <w:pageBreakBefore w:val="0"/>
+        <w:tabs>
+          <w:tab w:pos="8928" w:val="right" w:leader="dot"/>
+        </w:tabs>
+        <w:spacing w:after="100"/>
+      </w:pPr>
+      <w:r>
+        <w:rPr>
+          <w:b w:val="0"/>
+          <w:sz w:val="20"/>
+        </w:rPr>
+        <w:t>MW-10 · Decisión y asignación</w:t>
+        <w:tab/>
+        <w:t>13</w:t>
+      </w:r>
+    </w:p>
+    <w:p>
+      <w:pPr>
+        <w:keepNext w:val="0"/>
+        <w:pageBreakBefore w:val="0"/>
+        <w:tabs>
+          <w:tab w:pos="8928" w:val="right" w:leader="dot"/>
+        </w:tabs>
+        <w:spacing w:after="100"/>
+      </w:pPr>
+      <w:r>
+        <w:rPr>
+          <w:b w:val="0"/>
+          <w:sz w:val="20"/>
+        </w:rPr>
+        <w:t>MW-11 · Inicio, bitácora y finalización</w:t>
+        <w:tab/>
+        <w:t>14</w:t>
+      </w:r>
+    </w:p>
+    <w:p>
+      <w:pPr>
+        <w:keepNext w:val="0"/>
+        <w:pageBreakBefore w:val="0"/>
+        <w:tabs>
+          <w:tab w:pos="8928" w:val="right" w:leader="dot"/>
+        </w:tabs>
+        <w:spacing w:after="100"/>
+      </w:pPr>
+      <w:r>
+        <w:rPr>
+          <w:b w:val="0"/>
+          <w:sz w:val="20"/>
+        </w:rPr>
+        <w:t>MW-12 · Cuentas y umbrales</w:t>
+        <w:tab/>
+        <w:t>15</w:t>
+      </w:r>
+    </w:p>
+    <w:p>
+      <w:pPr>
+        <w:keepNext w:val="0"/>
+        <w:pageBreakBefore w:val="0"/>
+        <w:tabs>
+          <w:tab w:pos="8928" w:val="right" w:leader="dot"/>
+        </w:tabs>
+        <w:spacing w:after="100"/>
+      </w:pPr>
+      <w:r>
+        <w:rPr>
+          <w:b w:val="0"/>
+          <w:sz w:val="20"/>
+        </w:rPr>
+        <w:t>MM-01 · Móvil: inicio y ficha</w:t>
+        <w:tab/>
+        <w:t>16</w:t>
+      </w:r>
+    </w:p>
+    <w:p>
+      <w:pPr>
+        <w:keepNext w:val="0"/>
+        <w:pageBreakBefore w:val="0"/>
+        <w:tabs>
+          <w:tab w:pos="8928" w:val="right" w:leader="dot"/>
+        </w:tabs>
+        <w:spacing w:after="100"/>
+      </w:pPr>
+      <w:r>
+        <w:rPr>
+          <w:b w:val="0"/>
+          <w:sz w:val="20"/>
+        </w:rPr>
+        <w:t>MM-02 · Móvil: ambiente y alertas</w:t>
+        <w:tab/>
+        <w:t>17</w:t>
+      </w:r>
+    </w:p>
+    <w:p>
+      <w:pPr>
+        <w:keepNext w:val="0"/>
+        <w:pageBreakBefore w:val="0"/>
+        <w:tabs>
+          <w:tab w:pos="8928" w:val="right" w:leader="dot"/>
+        </w:tabs>
+        <w:spacing w:after="100"/>
+      </w:pPr>
+      <w:r>
+        <w:rPr>
+          <w:b w:val="0"/>
+          <w:sz w:val="20"/>
+        </w:rPr>
+        <w:t>3. Cobertura y revisión del diseño</w:t>
+        <w:tab/>
+        <w:t>17</w:t>
+      </w:r>
+      <w:r>
         <w:fldChar w:fldCharType="end"/>
       </w:r>
     </w:p>
@@ -394,7 +702,7 @@
         <w:spacing w:after="200" w:before="400"/>
       </w:pPr>
       <w:r>
-        <w:t xml:space="preserve">Registro de cambios respecto a la versión 1.0</w:t>
+        <w:t>Registro de alineación con el Kanban</w:t>
       </w:r>
     </w:p>
     <w:p>
@@ -407,7 +715,7 @@
         <w:spacing w:after="80"/>
       </w:pPr>
       <w:r>
-        <w:t xml:space="preserve">Se elimina el recorrido por código QR en todas las pantallas: MW-05 ya no incluye "Ver QR" ni el texto de identificador QR; MM-01 ya no incluye "Escanear QR". La consulta de activos se realiza por búsqueda.</w:t>
+        <w:t>Se conservan portada, estilos, 12 vistas web y cuatro móviles en dos láminas. Se actualizan contenidos y acciones al alcance vigente.</w:t>
       </w:r>
     </w:p>
     <w:p>
@@ -420,7 +728,7 @@
         <w:spacing w:after="80"/>
       </w:pPr>
       <w:r>
-        <w:t xml:space="preserve">Se elimina la pantalla MW-13 (Consulta de auditoría): el módulo de auditoría general queda fuera del alcance de SICMA. El ítem "Auditoría" se retira del menú lateral en todas las pantallas.</w:t>
+        <w:t>Quedan fuera reservas propias y resolución de solapamientos, permisos físicos administrados en SICMA, salud general de dependencias, adjuntos, exportaciones generales y un dashboard analítico web que duplique Power BI. Se mantienen las exclusiones de QR, auditoría general, respaldo lógico, biometría cruda y actuación física.</w:t>
       </w:r>
     </w:p>
     <w:p>
@@ -433,7 +741,7 @@
         <w:spacing w:after="80"/>
       </w:pPr>
       <w:r>
-        <w:t xml:space="preserve">MW-12 (Administración e integraciones) reemplaza el botón "Salud y respaldo" por "Salud del sistema" (se retira el respaldo lógico del alcance) y agrega una fila de integración "Power Automate" con estado "Agendamiento activo" y acción "Ver notificaciones".</w:t>
+        <w:t>MW-02 pasa a navegación sin panel analítico duplicado. MW-12 contiene cuentas y umbrales; no salud general ni administración de instalación.</w:t>
       </w:r>
     </w:p>
     <w:p>
@@ -446,7 +754,7 @@
         <w:spacing w:after="80"/>
       </w:pPr>
       <w:r>
-        <w:t xml:space="preserve">Se actualiza la trazabilidad de MW-12, retirando las referencias a CU-28, CU-29 y CU-30.</w:t>
+        <w:t>MW-08 consulta eventos HID; altas y bajas físicas permanecen fuera de SICMA.</w:t>
       </w:r>
     </w:p>
     <w:p>
@@ -459,7 +767,7 @@
         <w:spacing w:after="80"/>
       </w:pPr>
       <w:r>
-        <w:t xml:space="preserve">Se actualiza la sección de coherencia con decisiones adoptadas, retirando las menciones a QR obligatorio y a auditoría.</w:t>
+        <w:t>MW-09 abre Forms; MW-10 decide y asigna; MW-11 registra ejecución sin reservas ni adjuntos.</w:t>
       </w:r>
     </w:p>
     <w:p>
@@ -472,7 +780,7 @@
         <w:spacing w:after="80"/>
       </w:pPr>
       <w:r>
-        <w:t xml:space="preserve">Se corrige la trazabilidad de MW-01: ya no cita 'sesion' ni 'recuperacion_clave' como tablas. El diagrama de clases v1.1 aclara que estos son mecanismos de Django, sin tabla propia en SICMA.</w:t>
+        <w:t>Las referencias usan los 21 casos vigentes. Sesión y recuperación dependen de Django; no se crean tablas de negocio innecesarias.</w:t>
       </w:r>
     </w:p>
     <w:p>
@@ -480,7 +788,7 @@
         <w:spacing w:after="150"/>
       </w:pPr>
       <w:r>
-        <w:t xml:space="preserve">Como resultado, el documento pasa de 13 a 12 vistas web (se retira MW-13); las cuatro vistas móviles se mantienen.</w:t>
+        <w:t>La dedicación confirmada es de 15 horas semanales por integrante: 3 personas × 15 h × 18 semanas = 810 horas-persona (270 por persona). El Kanban agrupa 36 tareas y 720 horas estimadas, con 90 horas de reserva dentro del mismo semestre; no son horas ejecutadas.</w:t>
       </w:r>
     </w:p>
     <w:p>
@@ -505,7 +813,7 @@
         <w:spacing w:after="150"/>
       </w:pPr>
       <w:r>
-        <w:t xml:space="preserve">Web operativa y móvil de consulta. La web permite administrar y ejecutar acciones según rol. El móvil consulta activos, alertas e intervenciones mediante búsqueda, con autenticación. No habilita cambios de negocio. La identidad física y el usuario de la aplicación se mantienen separados.</w:t>
+        <w:t>Web operativa según rol. Ionic consulta activos, ambiente y alertas; no ofrece acciones de negocio ni módulos opcionales de accesos o intervenciones.</w:t>
       </w:r>
     </w:p>
     <w:p>
@@ -631,10 +939,7 @@
           <w:b/>
           <w:bCs/>
         </w:rPr>
-        <w:t xml:space="preserve">Comportamiento: </w:t>
-      </w:r>
-      <w:r>
-        <w:t xml:space="preserve">Ingresar valida credenciales y abre el resumen según el rol. La recuperación, si se implementa (Should), solicita correo y entrega una respuesta genérica.</w:t>
+        <w:t>Ingresar valida credenciales; recuperación por enlace de un uso y 30 minutos. Inactividad de 15 minutos exige autenticación.</w:t>
       </w:r>
     </w:p>
     <w:p>
@@ -673,7 +978,7 @@
         <w:spacing w:after="200" w:before="400"/>
       </w:pPr>
       <w:r>
-        <w:t xml:space="preserve">MW-02 · Resumen operativo</w:t>
+        <w:t>MW-02 · Navegación inicial</w:t>
       </w:r>
     </w:p>
     <w:p>
@@ -758,10 +1063,7 @@
           <w:b/>
           <w:bCs/>
         </w:rPr>
-        <w:t xml:space="preserve">Comportamiento: </w:t>
-      </w:r>
-      <w:r>
-        <w:t xml:space="preserve">Las tarjetas llevan a activos, alertas e intervenciones filtradas. El inventario vigente se distingue de eventos de un periodo.</w:t>
+        <w:t>Los accesos conducen a los módulos permitidos. Power BI abre el informe autorizado; no se calculan indicadores duplicados en Angular.</w:t>
       </w:r>
     </w:p>
     <w:p>
@@ -788,10 +1090,7 @@
           <w:b/>
           <w:bCs/>
         </w:rPr>
-        <w:t xml:space="preserve">Trazabilidad: </w:t>
-      </w:r>
-      <w:r>
-        <w:t xml:space="preserve">CU-05, CU-09, CU-12 y CU-20; activo, alerta, intervencion.</w:t>
+        <w:t>Trazabilidad: RF-PLT-01; CU-06, CU-09, CU-17 y CU-21.</w:t>
       </w:r>
     </w:p>
     <w:p>
@@ -1027,25 +1326,19 @@
           <w:b/>
           <w:bCs/>
         </w:rPr>
-        <w:t xml:space="preserve">Validaciones y variantes: </w:t>
-      </w:r>
-      <w:r>
-        <w:t xml:space="preserve">Código o serie repetidos: indicar el campo. Posición ocupada: impedir guardar. Edición concurrente: informar conflicto y recargar versión. Cancelar vuelve al listado sin guardar; advertir cambios pendientes.</w:t>
-      </w:r>
-    </w:p>
-    <w:p>
-      <w:pPr>
-        <w:spacing w:after="100"/>
-      </w:pPr>
-      <w:r>
-        <w:rPr>
-          <w:b/>
-          <w:bCs/>
-        </w:rPr>
-        <w:t xml:space="preserve">Trazabilidad: </w:t>
-      </w:r>
-      <w:r>
-        <w:t xml:space="preserve">CU-04, CU-06; activo, historial_activo y ubicacion.</w:t>
+        <w:t>Datos inválidos o código duplicado: indicar el campo y no guardar. Cancelar conserva la navegación; no se añade control de posiciones exclusivas.</w:t>
+      </w:r>
+    </w:p>
+    <w:p>
+      <w:pPr>
+        <w:spacing w:after="100"/>
+      </w:pPr>
+      <w:r>
+        <w:rPr>
+          <w:b/>
+          <w:bCs/>
+        </w:rPr>
+        <w:t>Trazabilidad: CU-04; Activo e HistorialActivo.</w:t>
       </w:r>
     </w:p>
     <w:p>
@@ -1139,40 +1432,31 @@
           <w:b/>
           <w:bCs/>
         </w:rPr>
-        <w:t xml:space="preserve">Comportamiento: </w:t>
-      </w:r>
-      <w:r>
-        <w:t xml:space="preserve">El historial conserva versiones y autores. Retirar exige confirmación y motivo. Adjuntos del activo se añaden solo si se implementa Could.</w:t>
-      </w:r>
-    </w:p>
-    <w:p>
-      <w:pPr>
-        <w:spacing w:after="100"/>
-      </w:pPr>
-      <w:r>
-        <w:rPr>
-          <w:b/>
-          <w:bCs/>
-        </w:rPr>
-        <w:t xml:space="preserve">Validaciones y variantes: </w:t>
-      </w:r>
-      <w:r>
-        <w:t xml:space="preserve">Bloquear retiro con trabajo aprobado o en curso. Retirado no se reactiva. Accesos del entorno corresponden a ubicación histórica y no prueban manipulación del activo.</w:t>
-      </w:r>
-    </w:p>
-    <w:p>
-      <w:pPr>
-        <w:spacing w:after="100"/>
-      </w:pPr>
-      <w:r>
-        <w:rPr>
-          <w:b/>
-          <w:bCs/>
-        </w:rPr>
-        <w:t xml:space="preserve">Trazabilidad: </w:t>
-      </w:r>
-      <w:r>
-        <w:t xml:space="preserve">CU-05 a CU-07; activo, historial_activo, archivo_adjunto.</w:t>
+        <w:t>El historial muestra eventos y cambios. Retirar conserva referencias; sin adjuntos.</w:t>
+      </w:r>
+    </w:p>
+    <w:p>
+      <w:pPr>
+        <w:spacing w:after="100"/>
+      </w:pPr>
+      <w:r>
+        <w:rPr>
+          <w:b/>
+          <w:bCs/>
+        </w:rPr>
+        <w:t>Conservar historial y advertir trabajo en curso para resolución antes del retiro; confirmar esta regla operativa. Un acceso al entorno no prueba manipulación del activo.</w:t>
+      </w:r>
+    </w:p>
+    <w:p>
+      <w:pPr>
+        <w:spacing w:after="100"/>
+      </w:pPr>
+      <w:r>
+        <w:rPr>
+          <w:b/>
+          <w:bCs/>
+        </w:rPr>
+        <w:t>Trazabilidad: CU-05 y CU-06; Activo e HistorialActivo.</w:t>
       </w:r>
     </w:p>
     <w:p>
@@ -1181,7 +1465,7 @@
         <w:spacing w:after="200" w:before="400"/>
       </w:pPr>
       <w:r>
-        <w:t xml:space="preserve">MW-06 · Mediciones y salud de sensores</w:t>
+        <w:t>MW-06 · Ambiente e historial</w:t>
       </w:r>
     </w:p>
     <w:p>
@@ -1281,25 +1565,19 @@
           <w:b/>
           <w:bCs/>
         </w:rPr>
-        <w:t xml:space="preserve">Validaciones y variantes: </w:t>
-      </w:r>
-      <w:r>
-        <w:t xml:space="preserve">Marcar origen simulado y hora de captura. Tras 90 segundos sin señal, no presentar el último valor como actual. Rechazar mínimos mayores o iguales al máximo. Valores visibles son datos de demostración.</w:t>
-      </w:r>
-    </w:p>
-    <w:p>
-      <w:pPr>
-        <w:spacing w:after="100"/>
-      </w:pPr>
-      <w:r>
-        <w:rPr>
-          <w:b/>
-          <w:bCs/>
-        </w:rPr>
-        <w:t xml:space="preserve">Trazabilidad: </w:t>
-      </w:r>
-      <w:r>
-        <w:t xml:space="preserve">CU-08 a CU-11, CU-19; sensor, medicion, umbral_ambiental.</w:t>
+        <w:t>Mostrar fecha, unidad y origen. Sin datos: indicarlo; no inferir salud por falta de eventos. Validar mínimo menor que máximo.</w:t>
+      </w:r>
+    </w:p>
+    <w:p>
+      <w:pPr>
+        <w:spacing w:after="100"/>
+      </w:pPr>
+      <w:r>
+        <w:rPr>
+          <w:b/>
+          <w:bCs/>
+        </w:rPr>
+        <w:t>Trazabilidad: CU-07 a CU-09; Sensor, Medicion y UmbralAmbiental.</w:t>
       </w:r>
     </w:p>
     <w:p>
@@ -1308,7 +1586,7 @@
         <w:spacing w:after="200" w:before="400"/>
       </w:pPr>
       <w:r>
-        <w:t xml:space="preserve">MW-07 · Detalle y atención de alerta</w:t>
+        <w:t>MW-07 · Consulta de alerta</w:t>
       </w:r>
     </w:p>
     <w:p>
@@ -1378,55 +1656,43 @@
           <w:b/>
           <w:bCs/>
         </w:rPr>
-        <w:t xml:space="preserve">Permisos: </w:t>
-      </w:r>
-      <w:r>
-        <w:t xml:space="preserve">Administrador y Técnico atienden; demás roles autorizados consultan.</w:t>
-      </w:r>
-    </w:p>
-    <w:p>
-      <w:pPr>
-        <w:spacing w:after="100"/>
-      </w:pPr>
-      <w:r>
-        <w:rPr>
-          <w:b/>
-          <w:bCs/>
-        </w:rPr>
-        <w:t xml:space="preserve">Comportamiento: </w:t>
-      </w:r>
-      <w:r>
-        <w:t xml:space="preserve">El listado previo filtra por severidad, estado, ubicación y periodo. Reconocer registra autor, hora y nota. Cerrar abre causa, acción y resultado obligatorios; admite Nueva o Reconocida.</w:t>
-      </w:r>
-    </w:p>
-    <w:p>
-      <w:pPr>
-        <w:spacing w:after="100"/>
-      </w:pPr>
-      <w:r>
-        <w:rPr>
-          <w:b/>
-          <w:bCs/>
-        </w:rPr>
-        <w:t xml:space="preserve">Validaciones y variantes: </w:t>
-      </w:r>
-      <w:r>
-        <w:t xml:space="preserve">Condición persistente activa: cierre deshabilitado con explicación. Recuperación no cierra automáticamente. Conservar evidencia y versión de regla. Un cierre concurrente obliga a refrescar la ficha.</w:t>
-      </w:r>
-    </w:p>
-    <w:p>
-      <w:pPr>
-        <w:spacing w:after="100"/>
-      </w:pPr>
-      <w:r>
-        <w:rPr>
-          <w:b/>
-          <w:bCs/>
-        </w:rPr>
-        <w:t xml:space="preserve">Trazabilidad: </w:t>
-      </w:r>
-      <w:r>
-        <w:t xml:space="preserve">CU-12 a CU-15; alerta, evidencia_alerta, regla_alerta y notificacion.</w:t>
+        <w:t>Permisos: consulta según rol; sin atención manual.</w:t>
+      </w:r>
+    </w:p>
+    <w:p>
+      <w:pPr>
+        <w:spacing w:after="100"/>
+      </w:pPr>
+      <w:r>
+        <w:rPr>
+          <w:b/>
+          <w:bCs/>
+        </w:rPr>
+        <w:t>Mostrar condición, lectura o problema de origen y evidencia de notificación.</w:t>
+      </w:r>
+    </w:p>
+    <w:p>
+      <w:pPr>
+        <w:spacing w:after="100"/>
+      </w:pPr>
+      <w:r>
+        <w:rPr>
+          <w:b/>
+          <w:bCs/>
+        </w:rPr>
+        <w:t>Un fallo SMTP no elimina la alerta; no se ofrecen reconocer ni cerrar.</w:t>
+      </w:r>
+    </w:p>
+    <w:p>
+      <w:pPr>
+        <w:spacing w:after="100"/>
+      </w:pPr>
+      <w:r>
+        <w:rPr>
+          <w:b/>
+          <w:bCs/>
+        </w:rPr>
+        <w:t>Trazabilidad: CU-10 y CU-11; Alerta y Notificacion.</w:t>
       </w:r>
     </w:p>
     <w:p>
@@ -1435,7 +1701,7 @@
         <w:spacing w:after="200" w:before="400"/>
       </w:pPr>
       <w:r>
-        <w:t xml:space="preserve">MW-08 · Eventos, personas y permisos físicos</w:t>
+        <w:t>MW-08 · Eventos de acceso HID</w:t>
       </w:r>
     </w:p>
     <w:p>
@@ -1505,55 +1771,43 @@
           <w:b/>
           <w:bCs/>
         </w:rPr>
-        <w:t xml:space="preserve">Permisos: </w:t>
-      </w:r>
-      <w:r>
-        <w:t xml:space="preserve">Eventos de solo lectura. Administrador administra personas, puntos y permisos.</w:t>
-      </w:r>
-    </w:p>
-    <w:p>
-      <w:pPr>
-        <w:spacing w:after="100"/>
-      </w:pPr>
-      <w:r>
-        <w:rPr>
-          <w:b/>
-          <w:bCs/>
-        </w:rPr>
-        <w:t xml:space="preserve">Comportamiento: </w:t>
-      </w:r>
-      <w:r>
-        <w:t xml:space="preserve">Personas y permisos abre identidad externa, estado activo, punto, días, tramo horario y vigencia. Permitir revocación sin borrar el historial. Un intento siempre identifica el punto.</w:t>
-      </w:r>
-    </w:p>
-    <w:p>
-      <w:pPr>
-        <w:spacing w:after="100"/>
-      </w:pPr>
-      <w:r>
-        <w:rPr>
-          <w:b/>
-          <w:bCs/>
-        </w:rPr>
-        <w:t xml:space="preserve">Validaciones y variantes: </w:t>
-      </w:r>
-      <w:r>
-        <w:t xml:space="preserve">NoCoincide o fallo técnico no concede acceso. Permiso con fin anterior al inicio: rechazar; dividir horarios que crucen medianoche. La interfaz no acciona cerraduras ni recibe plantillas de huella.</w:t>
-      </w:r>
-    </w:p>
-    <w:p>
-      <w:pPr>
-        <w:spacing w:after="100"/>
-      </w:pPr>
-      <w:r>
-        <w:rPr>
-          <w:b/>
-          <w:bCs/>
-        </w:rPr>
-        <w:t xml:space="preserve">Trazabilidad: </w:t>
-      </w:r>
-      <w:r>
-        <w:t xml:space="preserve">CU-16 a CU-19; persona_autorizada, permiso_acceso, permiso_dia, evento_acceso.</w:t>
+        <w:t>Permisos: consulta según rol. No se gestionan permisos físicos.</w:t>
+      </w:r>
+    </w:p>
+    <w:p>
+      <w:pPr>
+        <w:spacing w:after="100"/>
+      </w:pPr>
+      <w:r>
+        <w:rPr>
+          <w:b/>
+          <w:bCs/>
+        </w:rPr>
+        <w:t>Mostrar identidad externa, punto, fecha y decisión recibida de HID; filtros por fecha y resultado.</w:t>
+      </w:r>
+    </w:p>
+    <w:p>
+      <w:pPr>
+        <w:spacing w:after="100"/>
+      </w:pPr>
+      <w:r>
+        <w:rPr>
+          <w:b/>
+          <w:bCs/>
+        </w:rPr>
+        <w:t>No editar eventos ni almacenar huellas. Contratistas administra altas y bajas externas.</w:t>
+      </w:r>
+    </w:p>
+    <w:p>
+      <w:pPr>
+        <w:spacing w:after="100"/>
+      </w:pPr>
+      <w:r>
+        <w:rPr>
+          <w:b/>
+          <w:bCs/>
+        </w:rPr>
+        <w:t>Trazabilidad: CU-12 y CU-13; PuntoAcceso y EventoAcceso.</w:t>
       </w:r>
     </w:p>
     <w:p>
@@ -1632,55 +1886,43 @@
           <w:b/>
           <w:bCs/>
         </w:rPr>
-        <w:t xml:space="preserve">Permisos: </w:t>
-      </w:r>
-      <w:r>
-        <w:t xml:space="preserve">Técnico solicita y ejecuta las asignadas; Jefatura decide; Auditor consulta.</w:t>
-      </w:r>
-    </w:p>
-    <w:p>
-      <w:pPr>
-        <w:spacing w:after="100"/>
-      </w:pPr>
-      <w:r>
-        <w:rPr>
-          <w:b/>
-          <w:bCs/>
-        </w:rPr>
-        <w:t xml:space="preserve">Comportamiento: </w:t>
-      </w:r>
-      <w:r>
-        <w:t xml:space="preserve">Nueva solicitud captura objetivo, descripción, impacto, plan de reversa, responsable, al menos un activo y fechas de inicio/fin. Detalle conserva decisiones, reserva y bitácora. El agendamiento y sus notificaciones se automatizan mediante Microsoft Forms/Power Automate.</w:t>
-      </w:r>
-    </w:p>
-    <w:p>
-      <w:pPr>
-        <w:spacing w:after="100"/>
-      </w:pPr>
-      <w:r>
-        <w:rPr>
-          <w:b/>
-          <w:bCs/>
-        </w:rPr>
-        <w:t xml:space="preserve">Validaciones y variantes: </w:t>
-      </w:r>
-      <w:r>
-        <w:t xml:space="preserve">Fecha final debe superar inicio. Solicitante cancela Pendiente o CambiosSolicitados; Jefatura cancela Aprobada antes de iniciar. No ofrecer ejecución a técnicos no responsables.</w:t>
-      </w:r>
-    </w:p>
-    <w:p>
-      <w:pPr>
-        <w:spacing w:after="100"/>
-      </w:pPr>
-      <w:r>
-        <w:rPr>
-          <w:b/>
-          <w:bCs/>
-        </w:rPr>
-        <w:t xml:space="preserve">Trazabilidad: </w:t>
-      </w:r>
-      <w:r>
-        <w:t xml:space="preserve">CU-20 a CU-23; intervencion, intervencion_activo y reserva_recurso.</w:t>
+        <w:t>Permisos: solicitante usa Forms; key users decide; Técnico asignado ejecuta; Auditor consulta.</w:t>
+      </w:r>
+    </w:p>
+    <w:p>
+      <w:pPr>
+        <w:spacing w:after="100"/>
+      </w:pPr>
+      <w:r>
+        <w:rPr>
+          <w:b/>
+          <w:bCs/>
+        </w:rPr>
+        <w:t>Abrir Forms permite solicitar. Power Automate crea evento en calendario dedicado y sincroniza la referencia con SICMA.</w:t>
+      </w:r>
+    </w:p>
+    <w:p>
+      <w:pPr>
+        <w:spacing w:after="100"/>
+      </w:pPr>
+      <w:r>
+        <w:rPr>
+          <w:b/>
+          <w:bCs/>
+        </w:rPr>
+        <w:t>Reintentos no duplican solicitudes ni eventos. Un fallo de calendario se informa y no equivale a rechazo de negocio.</w:t>
+      </w:r>
+    </w:p>
+    <w:p>
+      <w:pPr>
+        <w:spacing w:after="100"/>
+      </w:pPr>
+      <w:r>
+        <w:rPr>
+          <w:b/>
+          <w:bCs/>
+        </w:rPr>
+        <w:t>Trazabilidad: CU-14 y CU-17; Intervencion e IntervencionActivo.</w:t>
       </w:r>
     </w:p>
     <w:p>
@@ -1689,7 +1931,7 @@
         <w:spacing w:after="200" w:before="400"/>
       </w:pPr>
       <w:r>
-        <w:t xml:space="preserve">MW-10 · Aprobación y excepciones de ventana</w:t>
+        <w:t>MW-10 · Decisión y asignación</w:t>
       </w:r>
     </w:p>
     <w:p>
@@ -1759,55 +2001,43 @@
           <w:b/>
           <w:bCs/>
         </w:rPr>
-        <w:t xml:space="preserve">Permisos: </w:t>
-      </w:r>
-      <w:r>
-        <w:t xml:space="preserve">Jefatura.</w:t>
-      </w:r>
-    </w:p>
-    <w:p>
-      <w:pPr>
-        <w:spacing w:after="100"/>
-      </w:pPr>
-      <w:r>
-        <w:rPr>
-          <w:b/>
-          <w:bCs/>
-        </w:rPr>
-        <w:t xml:space="preserve">Comportamiento: </w:t>
-      </w:r>
-      <w:r>
-        <w:t xml:space="preserve">Aprobar verifica recursos en servidor y crea reservas atómicamente. Pedir cambios devuelve la solicitud al Técnico. Autorizar excepción o extensión en el detalle captura motivo y periodo alternativo, con nueva validación.</w:t>
-      </w:r>
-    </w:p>
-    <w:p>
-      <w:pPr>
-        <w:spacing w:after="100"/>
-      </w:pPr>
-      <w:r>
-        <w:rPr>
-          <w:b/>
-          <w:bCs/>
-        </w:rPr>
-        <w:t xml:space="preserve">Validaciones y variantes: </w:t>
-      </w:r>
-      <w:r>
-        <w:t xml:space="preserve">Solapamiento: mostrar recurso y ventana incompatible; no confirmar. Intervalo [inicio, fin): el término no habilita un inicio. Editar una aprobada vuelve a Pendiente y libera reservas.</w:t>
-      </w:r>
-    </w:p>
-    <w:p>
-      <w:pPr>
-        <w:spacing w:after="100"/>
-      </w:pPr>
-      <w:r>
-        <w:rPr>
-          <w:b/>
-          <w:bCs/>
-        </w:rPr>
-        <w:t xml:space="preserve">Trazabilidad: </w:t>
-      </w:r>
-      <w:r>
-        <w:t xml:space="preserve">CU-21 y CU-22; decision_intervencion y reserva_recurso. El control de concurrencia se resuelve con el atributo de versión de intervencion, no con una tabla propia.</w:t>
+        <w:t>Permisos: key users autorizado; confirmar mapeo a Jefatura.</w:t>
+      </w:r>
+    </w:p>
+    <w:p>
+      <w:pPr>
+        <w:spacing w:after="100"/>
+      </w:pPr>
+      <w:r>
+        <w:rPr>
+          <w:b/>
+          <w:bCs/>
+        </w:rPr>
+        <w:t>Aprobar o rechazar registra autor, fecha y observación; asignar Técnico para ejecución.</w:t>
+      </w:r>
+    </w:p>
+    <w:p>
+      <w:pPr>
+        <w:spacing w:after="100"/>
+      </w:pPr>
+      <w:r>
+        <w:rPr>
+          <w:b/>
+          <w:bCs/>
+        </w:rPr>
+        <w:t>Comprobar estado vigente y autorización. No se evalúan reservas ni colisiones propias.</w:t>
+      </w:r>
+    </w:p>
+    <w:p>
+      <w:pPr>
+        <w:spacing w:after="100"/>
+      </w:pPr>
+      <w:r>
+        <w:rPr>
+          <w:b/>
+          <w:bCs/>
+        </w:rPr>
+        <w:t>Trazabilidad: CU-15; Intervencion e HistorialIntervencion.</w:t>
       </w:r>
     </w:p>
     <w:p>
@@ -1901,40 +2131,31 @@
           <w:b/>
           <w:bCs/>
         </w:rPr>
-        <w:t xml:space="preserve">Comportamiento: </w:t>
-      </w:r>
-      <w:r>
-        <w:t xml:space="preserve">Iniciar vuelve a validar estado, recursos y horario. EnEjecucion habilita Agregar entrada y adjuntos; Finalizar solicita resultado, incidentes y estado de cada activo, y termina como Ejecutada o Fallida.</w:t>
-      </w:r>
-    </w:p>
-    <w:p>
-      <w:pPr>
-        <w:spacing w:after="100"/>
-      </w:pPr>
-      <w:r>
-        <w:rPr>
-          <w:b/>
-          <w:bCs/>
-        </w:rPr>
-        <w:t xml:space="preserve">Validaciones y variantes: </w:t>
-      </w:r>
-      <w:r>
-        <w:t xml:space="preserve">Antes o fuera de ventana: bloquear inicio y explicar. Superar el término registra desviación; no detiene físicamente el trabajo y conserva bloqueo del recurso. Una extensión requiere autorización de Jefatura.</w:t>
-      </w:r>
-    </w:p>
-    <w:p>
-      <w:pPr>
-        <w:spacing w:after="100"/>
-      </w:pPr>
-      <w:r>
-        <w:rPr>
-          <w:b/>
-          <w:bCs/>
-        </w:rPr>
-        <w:t xml:space="preserve">Trazabilidad: </w:t>
-      </w:r>
-      <w:r>
-        <w:t xml:space="preserve">CU-22 y CU-23; entrada_bitacora, bitacora_activo e intervencion_activo.</w:t>
+        <w:t>Iniciar, registrar avance y cerrar con resultado. Se conservan autor, fechas, activos e historial.</w:t>
+      </w:r>
+    </w:p>
+    <w:p>
+      <w:pPr>
+        <w:spacing w:after="100"/>
+      </w:pPr>
+      <w:r>
+        <w:rPr>
+          <w:b/>
+          <w:bCs/>
+        </w:rPr>
+        <w:t>Rechazar técnico no asignado y transición inválida. No se agregan adjuntos ni extensiones propias de ventana.</w:t>
+      </w:r>
+    </w:p>
+    <w:p>
+      <w:pPr>
+        <w:spacing w:after="100"/>
+      </w:pPr>
+      <w:r>
+        <w:rPr>
+          <w:b/>
+          <w:bCs/>
+        </w:rPr>
+        <w:t>Trazabilidad: CU-16; Intervencion e HistorialIntervencion.</w:t>
       </w:r>
     </w:p>
     <w:p>
@@ -1943,7 +2164,7 @@
         <w:spacing w:after="200" w:before="400"/>
       </w:pPr>
       <w:r>
-        <w:t xml:space="preserve">MW-12 · Administración, reglas e integraciones</w:t>
+        <w:t>MW-12 · Cuentas y umbrales</w:t>
       </w:r>
     </w:p>
     <w:p>
@@ -2028,10 +2249,7 @@
           <w:b/>
           <w:bCs/>
         </w:rPr>
-        <w:t xml:space="preserve">Comportamiento: </w:t>
-      </w:r>
-      <w:r>
-        <w:t xml:space="preserve">Gestionar usuarios permite asignar rol y desactivar. Configuración valida URL, referencia de secreto e intervalo. Reglas de alerta capturan fuente, condición, severidad y destinatarios. Ver intentos muestra historial SMTP; Ver notificaciones muestra el estado de los envíos de Power Automate; salud es Should.</w:t>
+        <w:t>Crear, editar, desactivar cuentas y asignar rol; configurar umbrales ambientales por zona o dispositivo.</w:t>
       </w:r>
     </w:p>
     <w:p>
@@ -2058,10 +2276,7 @@
           <w:b/>
           <w:bCs/>
         </w:rPr>
-        <w:t xml:space="preserve">Trazabilidad: </w:t>
-      </w:r>
-      <w:r>
-        <w:t xml:space="preserve">CU-01, CU-08, CU-10, CU-15 y CU-24 a CU-27; configuracion_integracion y registros de operación.</w:t>
+        <w:t>Trazabilidad: CU-02 y CU-08; Usuario y UmbralAmbiental.</w:t>
       </w:r>
     </w:p>
     <w:p>
@@ -2185,10 +2400,7 @@
           <w:b/>
           <w:bCs/>
         </w:rPr>
-        <w:t xml:space="preserve">Trazabilidad: </w:t>
-      </w:r>
-      <w:r>
-        <w:t xml:space="preserve">RF-MOV; CU-01, CU-05, CU-07, CU-12, CU-20 y CU-23.</w:t>
+        <w:t>Trazabilidad: CU-01 y CU-06; RF-PLT-02.</w:t>
       </w:r>
     </w:p>
     <w:p>
@@ -2197,7 +2409,7 @@
         <w:spacing w:after="200" w:before="400"/>
       </w:pPr>
       <w:r>
-        <w:t xml:space="preserve">MM-02 · Móvil: alertas e intervenciones</w:t>
+        <w:t>MM-02 · Móvil: ambiente y alertas</w:t>
       </w:r>
     </w:p>
     <w:p>
@@ -2282,10 +2494,7 @@
           <w:b/>
           <w:bCs/>
         </w:rPr>
-        <w:t xml:space="preserve">Comportamiento: </w:t>
-      </w:r>
-      <w:r>
-        <w:t xml:space="preserve">Abrir alerta muestra condición, severidad, origen y hora. Abrir intervención muestra activos, responsable, estado, ventana y bitácora autorizada.</w:t>
+        <w:t>Consultar lecturas e historial ambiental; abrir alerta muestra condición, origen y fecha.</w:t>
       </w:r>
     </w:p>
     <w:p>
@@ -2312,10 +2521,7 @@
           <w:b/>
           <w:bCs/>
         </w:rPr>
-        <w:t xml:space="preserve">Trazabilidad: </w:t>
-      </w:r>
-      <w:r>
-        <w:t xml:space="preserve">RF-MOV; CU-01, CU-05, CU-07, CU-12, CU-20 y CU-23.</w:t>
+        <w:t>Trazabilidad: CU-09 y CU-10; RF-PLT-02.</w:t>
       </w:r>
     </w:p>
     <w:p>
@@ -2332,7 +2538,7 @@
         <w:spacing w:after="150"/>
       </w:pPr>
       <w:r>
-        <w:t xml:space="preserve">Los recorridos principales se conectan así: ingreso → resumen → listado → detalle; desde detalle se abren las acciones autorizadas. Activos enlazan historial e intervenciones. Alertas enlazan evidencia y atención. Intervenciones enlazan solicitud, decisión, ejecución y notificación vía Power Automate. La administración concentra configuración e integraciones.</w:t>
+        <w:t>Recorridos: acceso, navegación, listado y detalle. Forms inicia solicitudes; web decide y ejecuta; Power Automate agenda y notifica. Indicadores en Power BI.</w:t>
       </w:r>
     </w:p>
     <w:p>
@@ -2340,7 +2546,7 @@
         <w:spacing w:after="150"/>
       </w:pPr>
       <w:r>
-        <w:t xml:space="preserve">Variantes por implementar a partir de las especificaciones: recuperación de contraseña; filtros avanzados; registro de sensores y umbrales; personas, puntos y permisos; solicitud de intervención; excepción de ventana; cierre de alerta; bitácora y adjuntos; usuarios, reglas, destinatarios y parámetros. No todas tienen una imagen independiente en este documento.</w:t>
+        <w:t>Variantes: recuperación, cuentas, búsqueda, retiro lógico, umbrales, decisiones, avance/cierre y errores de integración. Se desarrollan en las tarjetas vigentes, sin duplicar horas.</w:t>
       </w:r>
     </w:p>
     <w:p>
@@ -2348,7 +2554,7 @@
         <w:spacing w:after="150"/>
       </w:pPr>
       <w:r>
-        <w:t xml:space="preserve">Coherencia con decisiones adoptadas: eventos de acceso inalterables; cierre de alertas manual; inicio de trabajo exclusivo del responsable y dentro de ventana; agendamiento y notificación de intervenciones automatizados mediante Microsoft Forms/Power Automate. Power BI muestra No verificada cuando no exista confirmación comprobable de actualización.</w:t>
+        <w:t>Eventos inalterables; HID decide el ingreso; móvil de lectura; calendario externo; Power BI con fecha verificable.</w:t>
       </w:r>
     </w:p>
     <w:p>
@@ -2356,7 +2562,7 @@
         <w:spacing w:after="150"/>
       </w:pPr>
       <w:r>
-        <w:t xml:space="preserve">Revisión propuesta con el equipo: recorrer alta y búsqueda de activo, reconocer una alerta, solicitar y aprobar una ventana, rechazar un solapamiento e iniciar como responsable. Probar además rol sin permisos, dato duplicado, sesión vencida, ausencia de conexión y lectura desactualizada. Registrar observaciones y ajustes antes de desarrollar; estas pruebas aún no se han ejecutado.</w:t>
+        <w:t>Revisión propuesta: alta y búsqueda de activo, consulta de alerta, solicitud Forms, agenda, decisión y ejecución asignada. Probar permisos, duplicados, sesión vencida, datos inválidos y fallos externos. No se afirma ejecución de estas pruebas.</w:t>
       </w:r>
     </w:p>
     <w:p>
@@ -2364,7 +2570,7 @@
         <w:spacing w:after="150"/>
       </w:pPr>
       <w:r>
-        <w:t xml:space="preserve">La presencia de un acceso visual a funciones Should o Could no modifica su prioridad. La siguiente etapa de gestión debe asignar responsables y fechas a la validación de estas pantallas. Los documentos anteriores requieren una revisión conjunta de consistencia al consolidar la entrega.</w:t>
+        <w:t>Las pantallas son diseños para revisión y no evidencia de implementación. La carga se contabiliza en las 720 h del Kanban.</w:t>
       </w:r>
     </w:p>
     <w:p>
